--- a/extra/Title.docx
+++ b/extra/Title.docx
@@ -817,7 +817,27 @@
               <w:u w:val="single"/>
               <w:lang w:eastAsia="ru-RU"/>
             </w:rPr>
-            <w:t>Гонтовой Сергей Викторович, доцент, к.н.</w:t>
+            <w:t>Гонтовой Сергей Викторович, доцент, к.</w:t>
+          </w:r>
+          <w:r>
+            <w:rPr>
+              <w:rFonts w:eastAsia="Times New Roman" w:cs="Times New Roman"/>
+              <w:color w:val="000000"/>
+              <w:szCs w:val="28"/>
+              <w:u w:val="single"/>
+              <w:lang w:eastAsia="ru-RU"/>
+            </w:rPr>
+            <w:t>т.</w:t>
+          </w:r>
+          <w:r>
+            <w:rPr>
+              <w:rFonts w:eastAsia="Times New Roman" w:cs="Times New Roman"/>
+              <w:color w:val="000000"/>
+              <w:szCs w:val="28"/>
+              <w:u w:val="single"/>
+              <w:lang w:eastAsia="ru-RU"/>
+            </w:rPr>
+            <w:t>н.</w:t>
           </w:r>
           <w:r>
             <w:rPr>
@@ -1578,7 +1598,27 @@
                 <w:szCs w:val="24"/>
                 <w:lang w:val="ru-RU" w:eastAsia="ru-RU"/>
               </w:rPr>
-              <w:t>Клиент‑серверная система корпоративного обучения с поддержкой адаптивного тестирования для персонализации учебного процесса сотрудников и студентов, а также предоставления организациям удобных средств управления курсами и аналитики результатов обучения.</w:t>
+              <w:t>Веб и мобильное приложение для корпоративного обучения с веб</w:t>
+            </w:r>
+            <w:r>
+              <w:rPr>
+                <w:rFonts w:eastAsia="Times New Roman" w:cs="Times New Roman"/>
+                <w:color w:val="000000"/>
+                <w:szCs w:val="24"/>
+                <w:lang w:val="ru-RU" w:eastAsia="ru-RU"/>
+              </w:rPr>
+              <w:noBreakHyphen/>
+              <w:t>панелью администрирования, мобильным клиентом обучающегося и серверной частью с поддержкой адаптивного тестирования и логической изоляции данных организаций</w:t>
+            </w:r>
+            <w:r>
+              <w:rPr>
+                <w:rFonts w:eastAsia="Times New Roman" w:cs="Times New Roman"/>
+                <w:color w:val="000000"/>
+                <w:szCs w:val="24"/>
+                <w:lang w:val="ru-RU" w:eastAsia="ru-RU"/>
+              </w:rPr>
+              <w:noBreakHyphen/>
+              <w:t>арендаторов. Назначение — управление учебным контентом, назначениями, прохождением курсов и тестов, формирование рекомендаций по слабым темам и аналитика результатов обучения.</w:t>
             </w:r>
           </w:p>
         </w:tc>
@@ -1887,6 +1927,50 @@
           </w:p>
         </w:tc>
       </w:tr>
+    </w:tbl>
+    <w:p>
+      <w:pPr>
+        <w:spacing w:line="240" w:lineRule="auto"/>
+        <w:ind w:left="108"/>
+        <w:rPr>
+          <w:rFonts w:eastAsia="Times New Roman" w:cs="Times New Roman"/>
+          <w:color w:val="000000"/>
+          <w:szCs w:val="24"/>
+          <w:lang w:eastAsia="ru-RU"/>
+        </w:rPr>
+        <w:sectPr>
+          <w:pgSz w:w="11906" w:h="16838"/>
+          <w:pgMar w:top="1134" w:right="850" w:bottom="1134" w:left="1701" w:header="708" w:footer="708" w:gutter="0"/>
+          <w:cols w:space="708"/>
+          <w:titlePg/>
+          <w:docGrid w:linePitch="381"/>
+        </w:sectPr>
+      </w:pPr>
+    </w:p>
+    <w:tbl>
+      <w:tblPr>
+        <w:tblStyle w:val="TableNormal1"/>
+        <w:tblpPr w:leftFromText="180" w:rightFromText="180" w:vertAnchor="text" w:horzAnchor="margin" w:tblpY="246"/>
+        <w:tblW w:w="9450" w:type="dxa"/>
+        <w:tblBorders>
+          <w:top w:val="single" w:sz="4" w:space="0" w:color="000000"/>
+          <w:left w:val="single" w:sz="4" w:space="0" w:color="000000"/>
+          <w:bottom w:val="single" w:sz="4" w:space="0" w:color="000000"/>
+          <w:right w:val="single" w:sz="4" w:space="0" w:color="000000"/>
+          <w:insideH w:val="single" w:sz="4" w:space="0" w:color="000000"/>
+          <w:insideV w:val="single" w:sz="4" w:space="0" w:color="000000"/>
+        </w:tblBorders>
+        <w:tblLayout w:type="fixed"/>
+        <w:tblCellMar>
+          <w:top w:w="57" w:type="dxa"/>
+          <w:bottom w:w="57" w:type="dxa"/>
+        </w:tblCellMar>
+        <w:tblLook w:val="01E0" w:firstRow="1" w:lastRow="1" w:firstColumn="1" w:lastColumn="1" w:noHBand="0" w:noVBand="0"/>
+      </w:tblPr>
+      <w:tblGrid>
+        <w:gridCol w:w="2578"/>
+        <w:gridCol w:w="6872"/>
+      </w:tblGrid>
       <w:tr>
         <w:trPr>
           <w:trHeight w:val="365"/>
@@ -1914,6 +1998,7 @@
                 <w:szCs w:val="24"/>
                 <w:lang w:val="ru-RU" w:eastAsia="ru-RU"/>
               </w:rPr>
+              <w:lastRenderedPageBreak/>
               <w:t xml:space="preserve">Используемые </w:t>
             </w:r>
             <w:r>
@@ -1951,6 +2036,7 @@
               <w:ind w:left="144" w:right="476"/>
               <w:rPr>
                 <w:color w:val="000000" w:themeColor="text1"/>
+                <w:lang w:val="ru-RU"/>
               </w:rPr>
             </w:pPr>
             <w:r>
@@ -1958,13 +2044,20 @@
                 <w:color w:val="000000" w:themeColor="text1"/>
                 <w:lang w:val="ru-RU"/>
               </w:rPr>
-              <w:t>Сервер</w:t>
+              <w:t xml:space="preserve">Серверная часть: </w:t>
             </w:r>
             <w:r>
               <w:rPr>
                 <w:color w:val="000000" w:themeColor="text1"/>
               </w:rPr>
-              <w:t xml:space="preserve">: Python (Django REST Framework / </w:t>
+              <w:t>Python</w:t>
+            </w:r>
+            <w:r>
+              <w:rPr>
+                <w:color w:val="000000" w:themeColor="text1"/>
+                <w:lang w:val="ru-RU"/>
+              </w:rPr>
+              <w:t xml:space="preserve">, </w:t>
             </w:r>
             <w:proofErr w:type="spellStart"/>
             <w:r>
@@ -1977,8 +2070,63 @@
             <w:r>
               <w:rPr>
                 <w:color w:val="000000" w:themeColor="text1"/>
-              </w:rPr>
-              <w:t>), PostgreSQL</w:t>
+                <w:lang w:val="ru-RU"/>
+              </w:rPr>
+              <w:t xml:space="preserve">, </w:t>
+            </w:r>
+            <w:proofErr w:type="spellStart"/>
+            <w:r>
+              <w:rPr>
+                <w:color w:val="000000" w:themeColor="text1"/>
+              </w:rPr>
+              <w:t>SQLAlchemy</w:t>
+            </w:r>
+            <w:proofErr w:type="spellEnd"/>
+            <w:r>
+              <w:rPr>
+                <w:color w:val="000000" w:themeColor="text1"/>
+                <w:lang w:val="ru-RU"/>
+              </w:rPr>
+              <w:t xml:space="preserve">, </w:t>
+            </w:r>
+            <w:r>
+              <w:rPr>
+                <w:color w:val="000000" w:themeColor="text1"/>
+              </w:rPr>
+              <w:t>Alembic</w:t>
+            </w:r>
+            <w:r>
+              <w:rPr>
+                <w:color w:val="000000" w:themeColor="text1"/>
+                <w:lang w:val="ru-RU"/>
+              </w:rPr>
+              <w:t xml:space="preserve">, </w:t>
+            </w:r>
+            <w:r>
+              <w:rPr>
+                <w:color w:val="000000" w:themeColor="text1"/>
+              </w:rPr>
+              <w:t>PostgreSQL</w:t>
+            </w:r>
+            <w:r>
+              <w:rPr>
+                <w:color w:val="000000" w:themeColor="text1"/>
+                <w:lang w:val="ru-RU"/>
+              </w:rPr>
+              <w:t>/</w:t>
+            </w:r>
+            <w:r>
+              <w:rPr>
+                <w:color w:val="000000" w:themeColor="text1"/>
+              </w:rPr>
+              <w:t>SQLite</w:t>
+            </w:r>
+            <w:r>
+              <w:rPr>
+                <w:color w:val="000000" w:themeColor="text1"/>
+                <w:lang w:val="ru-RU"/>
+              </w:rPr>
+              <w:t xml:space="preserve">. </w:t>
             </w:r>
           </w:p>
           <w:p>
@@ -1997,26 +2145,40 @@
                 <w:color w:val="000000" w:themeColor="text1"/>
                 <w:lang w:val="ru-RU"/>
               </w:rPr>
-              <w:t>Мобильное</w:t>
+              <w:t>Веб</w:t>
             </w:r>
             <w:r>
               <w:rPr>
                 <w:color w:val="000000" w:themeColor="text1"/>
               </w:rPr>
-              <w:t xml:space="preserve"> </w:t>
+              <w:noBreakHyphen/>
             </w:r>
             <w:r>
               <w:rPr>
                 <w:color w:val="000000" w:themeColor="text1"/>
                 <w:lang w:val="ru-RU"/>
               </w:rPr>
-              <w:t>приложение</w:t>
+              <w:t>панель</w:t>
             </w:r>
             <w:r>
               <w:rPr>
                 <w:color w:val="000000" w:themeColor="text1"/>
               </w:rPr>
-              <w:t>: Flutter (Dart)</w:t>
+              <w:t xml:space="preserve">: React, TypeScript, </w:t>
+            </w:r>
+            <w:proofErr w:type="spellStart"/>
+            <w:r>
+              <w:rPr>
+                <w:color w:val="000000" w:themeColor="text1"/>
+              </w:rPr>
+              <w:t>Vite</w:t>
+            </w:r>
+            <w:proofErr w:type="spellEnd"/>
+            <w:r>
+              <w:rPr>
+                <w:color w:val="000000" w:themeColor="text1"/>
+              </w:rPr>
+              <w:t xml:space="preserve">. </w:t>
             </w:r>
           </w:p>
           <w:p>
@@ -2028,6 +2190,7 @@
               <w:ind w:left="144" w:right="476"/>
               <w:rPr>
                 <w:color w:val="000000" w:themeColor="text1"/>
+                <w:lang w:val="ru-RU"/>
               </w:rPr>
             </w:pPr>
             <w:r>
@@ -2035,26 +2198,33 @@
                 <w:color w:val="000000" w:themeColor="text1"/>
                 <w:lang w:val="ru-RU"/>
               </w:rPr>
-              <w:t>Веб</w:t>
+              <w:t xml:space="preserve">Мобильное приложение: </w:t>
             </w:r>
             <w:r>
               <w:rPr>
                 <w:color w:val="000000" w:themeColor="text1"/>
               </w:rPr>
-              <w:t>‑</w:t>
+              <w:t>Flutter</w:t>
             </w:r>
             <w:r>
               <w:rPr>
                 <w:color w:val="000000" w:themeColor="text1"/>
                 <w:lang w:val="ru-RU"/>
               </w:rPr>
-              <w:t>панель</w:t>
+              <w:t xml:space="preserve">, </w:t>
             </w:r>
             <w:r>
               <w:rPr>
                 <w:color w:val="000000" w:themeColor="text1"/>
               </w:rPr>
-              <w:t>: React (JavaScript/TypeScript)</w:t>
+              <w:t>Dart</w:t>
+            </w:r>
+            <w:r>
+              <w:rPr>
+                <w:color w:val="000000" w:themeColor="text1"/>
+                <w:lang w:val="ru-RU"/>
+              </w:rPr>
+              <w:t xml:space="preserve">. </w:t>
             </w:r>
           </w:p>
           <w:p>
@@ -2074,8 +2244,46 @@
                 <w:color w:val="000000" w:themeColor="text1"/>
                 <w:lang w:val="ru-RU"/>
               </w:rPr>
-              <w:lastRenderedPageBreak/>
-              <w:t>Протоколы: REST‑API, HTTPS</w:t>
+              <w:t xml:space="preserve">Протоколы взаимодействия: </w:t>
+            </w:r>
+            <w:r>
+              <w:rPr>
+                <w:color w:val="000000" w:themeColor="text1"/>
+              </w:rPr>
+              <w:t>HTTP</w:t>
+            </w:r>
+            <w:r>
+              <w:rPr>
+                <w:color w:val="000000" w:themeColor="text1"/>
+                <w:lang w:val="ru-RU"/>
+              </w:rPr>
+              <w:t>/</w:t>
+            </w:r>
+            <w:r>
+              <w:rPr>
+                <w:color w:val="000000" w:themeColor="text1"/>
+              </w:rPr>
+              <w:t>HTTPS</w:t>
+            </w:r>
+            <w:r>
+              <w:rPr>
+                <w:color w:val="000000" w:themeColor="text1"/>
+                <w:lang w:val="ru-RU"/>
+              </w:rPr>
+              <w:t xml:space="preserve">, </w:t>
+            </w:r>
+            <w:r>
+              <w:rPr>
+                <w:color w:val="000000" w:themeColor="text1"/>
+              </w:rPr>
+              <w:t>JSON</w:t>
+            </w:r>
+            <w:r>
+              <w:rPr>
+                <w:color w:val="000000" w:themeColor="text1"/>
+                <w:lang w:val="ru-RU"/>
+              </w:rPr>
+              <w:t>.</w:t>
             </w:r>
           </w:p>
           <w:p>
@@ -2095,7 +2303,77 @@
                 <w:color w:val="000000" w:themeColor="text1"/>
                 <w:lang w:val="ru-RU"/>
               </w:rPr>
-              <w:t>Развёртывание: облачная инфраструктура</w:t>
+              <w:t xml:space="preserve">Развёртывание: </w:t>
+            </w:r>
+            <w:r>
+              <w:rPr>
+                <w:color w:val="000000" w:themeColor="text1"/>
+              </w:rPr>
+              <w:t>Docker</w:t>
+            </w:r>
+            <w:r>
+              <w:rPr>
+                <w:color w:val="000000" w:themeColor="text1"/>
+                <w:lang w:val="ru-RU"/>
+              </w:rPr>
+              <w:t xml:space="preserve"> </w:t>
+            </w:r>
+            <w:r>
+              <w:rPr>
+                <w:color w:val="000000" w:themeColor="text1"/>
+              </w:rPr>
+              <w:t>Compose</w:t>
+            </w:r>
+            <w:r>
+              <w:rPr>
+                <w:color w:val="000000" w:themeColor="text1"/>
+                <w:lang w:val="ru-RU"/>
+              </w:rPr>
+              <w:t>;</w:t>
+            </w:r>
+            <w:r>
+              <w:rPr>
+                <w:color w:val="000000" w:themeColor="text1"/>
+                <w:lang w:val="ru-RU"/>
+              </w:rPr>
+              <w:t xml:space="preserve"> </w:t>
+            </w:r>
+            <w:r>
+              <w:rPr>
+                <w:color w:val="000000" w:themeColor="text1"/>
+                <w:lang w:val="ru-RU"/>
+              </w:rPr>
+              <w:t xml:space="preserve">эксплуатационный контур — арендованный виртуальный сервер с доменом </w:t>
+            </w:r>
+            <w:proofErr w:type="spellStart"/>
+            <w:proofErr w:type="gramStart"/>
+            <w:r>
+              <w:rPr>
+                <w:color w:val="000000" w:themeColor="text1"/>
+              </w:rPr>
+              <w:t>coursum</w:t>
+            </w:r>
+            <w:proofErr w:type="spellEnd"/>
+            <w:r>
+              <w:rPr>
+                <w:color w:val="000000" w:themeColor="text1"/>
+                <w:lang w:val="ru-RU"/>
+              </w:rPr>
+              <w:t>.</w:t>
+            </w:r>
+            <w:r>
+              <w:rPr>
+                <w:color w:val="000000" w:themeColor="text1"/>
+              </w:rPr>
+              <w:t>online</w:t>
+            </w:r>
+            <w:proofErr w:type="gramEnd"/>
+            <w:r>
+              <w:rPr>
+                <w:color w:val="000000" w:themeColor="text1"/>
+                <w:lang w:val="ru-RU"/>
+              </w:rPr>
+              <w:t>.</w:t>
             </w:r>
           </w:p>
         </w:tc>
@@ -2131,7 +2409,6 @@
                 <w:szCs w:val="24"/>
                 <w:lang w:val="ru-RU" w:eastAsia="ru-RU"/>
               </w:rPr>
-              <w:lastRenderedPageBreak/>
               <w:t>ВЫПОЛНЕНИЕ РАБОТЫ</w:t>
             </w:r>
           </w:p>
@@ -2139,7 +2416,7 @@
       </w:tr>
       <w:tr>
         <w:trPr>
-          <w:trHeight w:val="674"/>
+          <w:trHeight w:val="7685"/>
         </w:trPr>
         <w:tc>
           <w:tcPr>
@@ -2188,14 +2465,9 @@
               <w:pStyle w:val="af2"/>
               <w:numPr>
                 <w:ilvl w:val="0"/>
-                <w:numId w:val="10"/>
+                <w:numId w:val="18"/>
               </w:numPr>
-              <w:tabs>
-                <w:tab w:val="clear" w:pos="284"/>
-                <w:tab w:val="num" w:pos="397"/>
-              </w:tabs>
               <w:spacing w:line="240" w:lineRule="auto"/>
-              <w:ind w:left="114" w:firstLine="0"/>
               <w:rPr>
                 <w:rFonts w:eastAsia="Times New Roman" w:cs="Times New Roman"/>
                 <w:color w:val="000000"/>
@@ -2210,7 +2482,7 @@
                 <w:szCs w:val="24"/>
                 <w:lang w:val="ru-RU" w:eastAsia="ru-RU"/>
               </w:rPr>
-              <w:t>Анализ предметной области корпоративного электронного обучения и существующих LMS.</w:t>
+              <w:t>Анализ предметной области корпоративного обучения и исходного состояния процессов.</w:t>
             </w:r>
           </w:p>
           <w:p>
@@ -2218,14 +2490,9 @@
               <w:pStyle w:val="af2"/>
               <w:numPr>
                 <w:ilvl w:val="0"/>
-                <w:numId w:val="10"/>
+                <w:numId w:val="18"/>
               </w:numPr>
-              <w:tabs>
-                <w:tab w:val="clear" w:pos="284"/>
-                <w:tab w:val="num" w:pos="397"/>
-              </w:tabs>
               <w:spacing w:line="240" w:lineRule="auto"/>
-              <w:ind w:left="114" w:firstLine="0"/>
               <w:rPr>
                 <w:rFonts w:eastAsia="Times New Roman" w:cs="Times New Roman"/>
                 <w:color w:val="000000"/>
@@ -2240,7 +2507,7 @@
                 <w:szCs w:val="24"/>
                 <w:lang w:val="ru-RU" w:eastAsia="ru-RU"/>
               </w:rPr>
-              <w:t>Анализ подходов к адаптивному тестированию и персонализации обучения.</w:t>
+              <w:t>Сравнительный анализ существующих систем управления обучением и определение критериев сопоставления.</w:t>
             </w:r>
           </w:p>
           <w:p>
@@ -2248,14 +2515,9 @@
               <w:pStyle w:val="af2"/>
               <w:numPr>
                 <w:ilvl w:val="0"/>
-                <w:numId w:val="10"/>
+                <w:numId w:val="18"/>
               </w:numPr>
-              <w:tabs>
-                <w:tab w:val="clear" w:pos="284"/>
-                <w:tab w:val="num" w:pos="397"/>
-              </w:tabs>
               <w:spacing w:line="240" w:lineRule="auto"/>
-              <w:ind w:left="114" w:firstLine="0"/>
               <w:rPr>
                 <w:rFonts w:eastAsia="Times New Roman" w:cs="Times New Roman"/>
                 <w:color w:val="000000"/>
@@ -2270,7 +2532,7 @@
                 <w:szCs w:val="24"/>
                 <w:lang w:val="ru-RU" w:eastAsia="ru-RU"/>
               </w:rPr>
-              <w:t>Проектирование функциональности системы и ролей пользователей.</w:t>
+              <w:t>Формулирование функциональных и нефункциональных требований к системе.</w:t>
             </w:r>
           </w:p>
           <w:p>
@@ -2278,14 +2540,9 @@
               <w:pStyle w:val="af2"/>
               <w:numPr>
                 <w:ilvl w:val="0"/>
-                <w:numId w:val="10"/>
+                <w:numId w:val="18"/>
               </w:numPr>
-              <w:tabs>
-                <w:tab w:val="clear" w:pos="284"/>
-                <w:tab w:val="num" w:pos="397"/>
-              </w:tabs>
               <w:spacing w:line="240" w:lineRule="auto"/>
-              <w:ind w:left="114" w:firstLine="0"/>
               <w:rPr>
                 <w:rFonts w:eastAsia="Times New Roman" w:cs="Times New Roman"/>
                 <w:color w:val="000000"/>
@@ -2300,7 +2557,7 @@
                 <w:szCs w:val="24"/>
                 <w:lang w:val="ru-RU" w:eastAsia="ru-RU"/>
               </w:rPr>
-              <w:t>Проектирование архитектуры клиент серверной системы и базы данных.</w:t>
+              <w:t>Обоснование выбора технологий и платформ для разработки программного комплекса.</w:t>
             </w:r>
           </w:p>
           <w:p>
@@ -2308,14 +2565,9 @@
               <w:pStyle w:val="af2"/>
               <w:numPr>
                 <w:ilvl w:val="0"/>
-                <w:numId w:val="10"/>
+                <w:numId w:val="18"/>
               </w:numPr>
-              <w:tabs>
-                <w:tab w:val="clear" w:pos="284"/>
-                <w:tab w:val="num" w:pos="397"/>
-              </w:tabs>
               <w:spacing w:line="240" w:lineRule="auto"/>
-              <w:ind w:firstLine="0"/>
               <w:rPr>
                 <w:rFonts w:eastAsia="Times New Roman" w:cs="Times New Roman"/>
                 <w:color w:val="000000"/>
@@ -2330,7 +2582,7 @@
                 <w:szCs w:val="24"/>
                 <w:lang w:val="ru-RU" w:eastAsia="ru-RU"/>
               </w:rPr>
-              <w:t>Разработка модуля адаптивного тестирования и рекомендаций.</w:t>
+              <w:t>Проектирование архитектуры системы, модели данных и пользовательских сценариев.</w:t>
             </w:r>
           </w:p>
           <w:p>
@@ -2338,14 +2590,9 @@
               <w:pStyle w:val="af2"/>
               <w:numPr>
                 <w:ilvl w:val="0"/>
-                <w:numId w:val="10"/>
+                <w:numId w:val="18"/>
               </w:numPr>
-              <w:tabs>
-                <w:tab w:val="clear" w:pos="284"/>
-                <w:tab w:val="num" w:pos="397"/>
-              </w:tabs>
               <w:spacing w:line="240" w:lineRule="auto"/>
-              <w:ind w:left="114" w:firstLine="0"/>
               <w:rPr>
                 <w:rFonts w:eastAsia="Times New Roman" w:cs="Times New Roman"/>
                 <w:color w:val="000000"/>
@@ -2360,7 +2607,7 @@
                 <w:szCs w:val="24"/>
                 <w:lang w:val="ru-RU" w:eastAsia="ru-RU"/>
               </w:rPr>
-              <w:t>Проектирование и реализация мобильного приложения обучающегося.</w:t>
+              <w:t>Реализация серверной части с программным интерфейсом, веб панели администратора и преподавателя, мобильного приложения обучающегося.</w:t>
             </w:r>
           </w:p>
           <w:p>
@@ -2368,14 +2615,9 @@
               <w:pStyle w:val="af2"/>
               <w:numPr>
                 <w:ilvl w:val="0"/>
-                <w:numId w:val="10"/>
+                <w:numId w:val="18"/>
               </w:numPr>
-              <w:tabs>
-                <w:tab w:val="clear" w:pos="284"/>
-                <w:tab w:val="num" w:pos="397"/>
-              </w:tabs>
               <w:spacing w:line="240" w:lineRule="auto"/>
-              <w:ind w:left="114" w:firstLine="0"/>
               <w:rPr>
                 <w:rFonts w:eastAsia="Times New Roman" w:cs="Times New Roman"/>
                 <w:color w:val="000000"/>
@@ -2390,7 +2632,7 @@
                 <w:szCs w:val="24"/>
                 <w:lang w:val="ru-RU" w:eastAsia="ru-RU"/>
               </w:rPr>
-              <w:t>Разработка веб панели администратора и преподавателя.</w:t>
+              <w:t>Описание алгоритмов адаптивного тестирования, формирования рекомендаций и изоляции данных организаций арендаторов.</w:t>
             </w:r>
           </w:p>
           <w:p>
@@ -2398,14 +2640,9 @@
               <w:pStyle w:val="af2"/>
               <w:numPr>
                 <w:ilvl w:val="0"/>
-                <w:numId w:val="10"/>
+                <w:numId w:val="18"/>
               </w:numPr>
-              <w:tabs>
-                <w:tab w:val="clear" w:pos="284"/>
-                <w:tab w:val="num" w:pos="397"/>
-              </w:tabs>
               <w:spacing w:line="240" w:lineRule="auto"/>
-              <w:ind w:left="114" w:firstLine="0"/>
               <w:rPr>
                 <w:rFonts w:eastAsia="Times New Roman" w:cs="Times New Roman"/>
                 <w:color w:val="000000"/>
@@ -2420,7 +2657,7 @@
                 <w:szCs w:val="24"/>
                 <w:lang w:val="ru-RU" w:eastAsia="ru-RU"/>
               </w:rPr>
-              <w:t>Реализация серверной части с REST API.</w:t>
+              <w:t>Проведение испытаний по программе и методике испытаний и фиксация результатов на критическом пути пользователя.</w:t>
             </w:r>
           </w:p>
           <w:p>
@@ -2428,14 +2665,9 @@
               <w:pStyle w:val="af2"/>
               <w:numPr>
                 <w:ilvl w:val="0"/>
-                <w:numId w:val="10"/>
+                <w:numId w:val="18"/>
               </w:numPr>
-              <w:tabs>
-                <w:tab w:val="clear" w:pos="284"/>
-                <w:tab w:val="num" w:pos="397"/>
-              </w:tabs>
               <w:spacing w:line="240" w:lineRule="auto"/>
-              <w:ind w:left="114" w:firstLine="0"/>
               <w:rPr>
                 <w:rFonts w:eastAsia="Times New Roman" w:cs="Times New Roman"/>
                 <w:color w:val="000000"/>
@@ -2450,7 +2682,32 @@
                 <w:szCs w:val="24"/>
                 <w:lang w:val="ru-RU" w:eastAsia="ru-RU"/>
               </w:rPr>
-              <w:t>Тестирование системы и анализ информационной безопасности.</w:t>
+              <w:t>Раскрытие аспектов информационной безопасности, надёжности и условий лицензирования.</w:t>
+            </w:r>
+          </w:p>
+          <w:p>
+            <w:pPr>
+              <w:pStyle w:val="af2"/>
+              <w:numPr>
+                <w:ilvl w:val="0"/>
+                <w:numId w:val="18"/>
+              </w:numPr>
+              <w:spacing w:line="240" w:lineRule="auto"/>
+              <w:rPr>
+                <w:rFonts w:eastAsia="Times New Roman" w:cs="Times New Roman"/>
+                <w:color w:val="000000"/>
+                <w:szCs w:val="24"/>
+                <w:lang w:val="ru-RU" w:eastAsia="ru-RU"/>
+              </w:rPr>
+            </w:pPr>
+            <w:r>
+              <w:rPr>
+                <w:rFonts w:eastAsia="Times New Roman" w:cs="Times New Roman"/>
+                <w:color w:val="000000"/>
+                <w:szCs w:val="24"/>
+                <w:lang w:val="ru-RU" w:eastAsia="ru-RU"/>
+              </w:rPr>
+              <w:t>Подготовка приложений по ГОСТ ЕСПД (техническое задание, методика испытаний, руководство пользователя, инструкция по развёртыванию, листинги кода).</w:t>
             </w:r>
           </w:p>
         </w:tc>
@@ -2841,87 +3098,6 @@
               <w:t>.</w:t>
             </w:r>
           </w:p>
-          <w:p>
-            <w:pPr>
-              <w:pStyle w:val="af2"/>
-              <w:numPr>
-                <w:ilvl w:val="0"/>
-                <w:numId w:val="11"/>
-              </w:numPr>
-              <w:tabs>
-                <w:tab w:val="clear" w:pos="340"/>
-                <w:tab w:val="num" w:pos="397"/>
-              </w:tabs>
-              <w:spacing w:line="240" w:lineRule="auto"/>
-              <w:ind w:firstLine="0"/>
-              <w:rPr>
-                <w:rFonts w:eastAsia="Times New Roman" w:cs="Times New Roman"/>
-                <w:color w:val="000000"/>
-                <w:szCs w:val="24"/>
-                <w:lang w:val="ru-RU" w:eastAsia="ru-RU"/>
-              </w:rPr>
-            </w:pPr>
-            <w:proofErr w:type="spellStart"/>
-            <w:r>
-              <w:rPr>
-                <w:rFonts w:eastAsia="Times New Roman" w:cs="Times New Roman"/>
-                <w:color w:val="000000"/>
-                <w:szCs w:val="24"/>
-                <w:lang w:eastAsia="ru-RU"/>
-              </w:rPr>
-              <w:t>Спецификация</w:t>
-            </w:r>
-            <w:proofErr w:type="spellEnd"/>
-            <w:r>
-              <w:rPr>
-                <w:rFonts w:eastAsia="Times New Roman" w:cs="Times New Roman"/>
-                <w:color w:val="000000"/>
-                <w:szCs w:val="24"/>
-                <w:lang w:eastAsia="ru-RU"/>
-              </w:rPr>
-              <w:t xml:space="preserve"> </w:t>
-            </w:r>
-            <w:proofErr w:type="spellStart"/>
-            <w:r>
-              <w:rPr>
-                <w:rFonts w:eastAsia="Times New Roman" w:cs="Times New Roman"/>
-                <w:color w:val="000000"/>
-                <w:szCs w:val="24"/>
-                <w:lang w:eastAsia="ru-RU"/>
-              </w:rPr>
-              <w:t>требований</w:t>
-            </w:r>
-            <w:proofErr w:type="spellEnd"/>
-            <w:r>
-              <w:rPr>
-                <w:rFonts w:eastAsia="Times New Roman" w:cs="Times New Roman"/>
-                <w:color w:val="000000"/>
-                <w:szCs w:val="24"/>
-                <w:lang w:eastAsia="ru-RU"/>
-              </w:rPr>
-              <w:t xml:space="preserve"> к </w:t>
-            </w:r>
-            <w:proofErr w:type="spellStart"/>
-            <w:r>
-              <w:rPr>
-                <w:rFonts w:eastAsia="Times New Roman" w:cs="Times New Roman"/>
-                <w:color w:val="000000"/>
-                <w:szCs w:val="24"/>
-                <w:lang w:eastAsia="ru-RU"/>
-              </w:rPr>
-              <w:t>системе</w:t>
-            </w:r>
-            <w:proofErr w:type="spellEnd"/>
-            <w:r>
-              <w:rPr>
-                <w:rFonts w:eastAsia="Times New Roman" w:cs="Times New Roman"/>
-                <w:color w:val="000000"/>
-                <w:szCs w:val="24"/>
-                <w:lang w:eastAsia="ru-RU"/>
-              </w:rPr>
-              <w:t>.</w:t>
-            </w:r>
-          </w:p>
         </w:tc>
       </w:tr>
       <w:tr>
@@ -2951,6 +3127,7 @@
                 <w:szCs w:val="24"/>
                 <w:lang w:val="ru-RU" w:eastAsia="ru-RU"/>
               </w:rPr>
+              <w:lastRenderedPageBreak/>
               <w:t xml:space="preserve">Состав графической </w:t>
             </w:r>
             <w:r>
@@ -2989,16 +3166,429 @@
                 <w:szCs w:val="24"/>
                 <w:lang w:val="ru-RU" w:eastAsia="ru-RU"/>
               </w:rPr>
-              <w:t xml:space="preserve">1. </w:t>
+              <w:t>1. Контейнерная диаграмма (</w:t>
             </w:r>
             <w:r>
               <w:rPr>
                 <w:rFonts w:eastAsia="Times New Roman" w:cs="Times New Roman"/>
                 <w:color w:val="000000" w:themeColor="text1"/>
                 <w:szCs w:val="24"/>
+                <w:lang w:eastAsia="ru-RU"/>
+              </w:rPr>
+              <w:t>C</w:t>
+            </w:r>
+            <w:r>
+              <w:rPr>
+                <w:rFonts w:eastAsia="Times New Roman" w:cs="Times New Roman"/>
+                <w:color w:val="000000" w:themeColor="text1"/>
+                <w:szCs w:val="24"/>
                 <w:lang w:val="ru-RU" w:eastAsia="ru-RU"/>
               </w:rPr>
-              <w:t>Список графической части</w:t>
+              <w:t>4) программного комплекса.</w:t>
+            </w:r>
+          </w:p>
+          <w:p>
+            <w:pPr>
+              <w:pStyle w:val="af2"/>
+              <w:spacing w:line="240" w:lineRule="auto"/>
+              <w:ind w:left="116"/>
+              <w:rPr>
+                <w:rFonts w:eastAsia="Times New Roman" w:cs="Times New Roman"/>
+                <w:color w:val="000000" w:themeColor="text1"/>
+                <w:szCs w:val="24"/>
+                <w:lang w:val="ru-RU" w:eastAsia="ru-RU"/>
+              </w:rPr>
+            </w:pPr>
+            <w:r>
+              <w:rPr>
+                <w:rFonts w:eastAsia="Times New Roman" w:cs="Times New Roman"/>
+                <w:color w:val="000000" w:themeColor="text1"/>
+                <w:szCs w:val="24"/>
+                <w:lang w:val="ru-RU" w:eastAsia="ru-RU"/>
+              </w:rPr>
+              <w:t>2. Диаграмма компонентов серверной части.</w:t>
+            </w:r>
+          </w:p>
+          <w:p>
+            <w:pPr>
+              <w:pStyle w:val="af2"/>
+              <w:spacing w:line="240" w:lineRule="auto"/>
+              <w:ind w:left="116"/>
+              <w:rPr>
+                <w:rFonts w:eastAsia="Times New Roman" w:cs="Times New Roman"/>
+                <w:color w:val="000000" w:themeColor="text1"/>
+                <w:szCs w:val="24"/>
+                <w:lang w:val="ru-RU" w:eastAsia="ru-RU"/>
+              </w:rPr>
+            </w:pPr>
+            <w:r>
+              <w:rPr>
+                <w:rFonts w:eastAsia="Times New Roman" w:cs="Times New Roman"/>
+                <w:color w:val="000000" w:themeColor="text1"/>
+                <w:szCs w:val="24"/>
+                <w:lang w:val="ru-RU" w:eastAsia="ru-RU"/>
+              </w:rPr>
+              <w:t>3. Диаграмма прецедентов (</w:t>
+            </w:r>
+            <w:r>
+              <w:rPr>
+                <w:rFonts w:eastAsia="Times New Roman" w:cs="Times New Roman"/>
+                <w:color w:val="000000" w:themeColor="text1"/>
+                <w:szCs w:val="24"/>
+                <w:lang w:eastAsia="ru-RU"/>
+              </w:rPr>
+              <w:t>use</w:t>
+            </w:r>
+            <w:r>
+              <w:rPr>
+                <w:rFonts w:eastAsia="Times New Roman" w:cs="Times New Roman"/>
+                <w:color w:val="000000" w:themeColor="text1"/>
+                <w:szCs w:val="24"/>
+                <w:lang w:val="ru-RU" w:eastAsia="ru-RU"/>
+              </w:rPr>
+              <w:t xml:space="preserve"> </w:t>
+            </w:r>
+            <w:r>
+              <w:rPr>
+                <w:rFonts w:eastAsia="Times New Roman" w:cs="Times New Roman"/>
+                <w:color w:val="000000" w:themeColor="text1"/>
+                <w:szCs w:val="24"/>
+                <w:lang w:eastAsia="ru-RU"/>
+              </w:rPr>
+              <w:t>case</w:t>
+            </w:r>
+            <w:r>
+              <w:rPr>
+                <w:rFonts w:eastAsia="Times New Roman" w:cs="Times New Roman"/>
+                <w:color w:val="000000" w:themeColor="text1"/>
+                <w:szCs w:val="24"/>
+                <w:lang w:val="ru-RU" w:eastAsia="ru-RU"/>
+              </w:rPr>
+              <w:t>).</w:t>
+            </w:r>
+          </w:p>
+          <w:p>
+            <w:pPr>
+              <w:pStyle w:val="af2"/>
+              <w:spacing w:line="240" w:lineRule="auto"/>
+              <w:ind w:left="116"/>
+              <w:rPr>
+                <w:rFonts w:eastAsia="Times New Roman" w:cs="Times New Roman"/>
+                <w:color w:val="000000" w:themeColor="text1"/>
+                <w:szCs w:val="24"/>
+                <w:lang w:val="ru-RU" w:eastAsia="ru-RU"/>
+              </w:rPr>
+            </w:pPr>
+            <w:r>
+              <w:rPr>
+                <w:rFonts w:eastAsia="Times New Roman" w:cs="Times New Roman"/>
+                <w:color w:val="000000" w:themeColor="text1"/>
+                <w:szCs w:val="24"/>
+                <w:lang w:val="ru-RU" w:eastAsia="ru-RU"/>
+              </w:rPr>
+              <w:t>4. Инфологическая модель БД.</w:t>
+            </w:r>
+          </w:p>
+          <w:p>
+            <w:pPr>
+              <w:pStyle w:val="af2"/>
+              <w:spacing w:line="240" w:lineRule="auto"/>
+              <w:ind w:left="116"/>
+              <w:rPr>
+                <w:rFonts w:eastAsia="Times New Roman" w:cs="Times New Roman"/>
+                <w:color w:val="000000" w:themeColor="text1"/>
+                <w:szCs w:val="24"/>
+                <w:lang w:val="ru-RU" w:eastAsia="ru-RU"/>
+              </w:rPr>
+            </w:pPr>
+            <w:r>
+              <w:rPr>
+                <w:rFonts w:eastAsia="Times New Roman" w:cs="Times New Roman"/>
+                <w:color w:val="000000" w:themeColor="text1"/>
+                <w:szCs w:val="24"/>
+                <w:lang w:val="ru-RU" w:eastAsia="ru-RU"/>
+              </w:rPr>
+              <w:t xml:space="preserve">5. </w:t>
+            </w:r>
+            <w:r>
+              <w:rPr>
+                <w:rFonts w:eastAsia="Times New Roman" w:cs="Times New Roman"/>
+                <w:color w:val="000000" w:themeColor="text1"/>
+                <w:szCs w:val="24"/>
+                <w:lang w:val="ru-RU" w:eastAsia="ru-RU"/>
+              </w:rPr>
+              <w:t>Даталогическая модель БД.</w:t>
+            </w:r>
+          </w:p>
+          <w:p>
+            <w:pPr>
+              <w:pStyle w:val="af2"/>
+              <w:spacing w:line="240" w:lineRule="auto"/>
+              <w:ind w:left="116"/>
+              <w:rPr>
+                <w:rFonts w:eastAsia="Times New Roman" w:cs="Times New Roman"/>
+                <w:color w:val="000000" w:themeColor="text1"/>
+                <w:szCs w:val="24"/>
+                <w:lang w:val="ru-RU" w:eastAsia="ru-RU"/>
+              </w:rPr>
+            </w:pPr>
+            <w:r>
+              <w:rPr>
+                <w:rFonts w:eastAsia="Times New Roman" w:cs="Times New Roman"/>
+                <w:color w:val="000000" w:themeColor="text1"/>
+                <w:szCs w:val="24"/>
+                <w:lang w:val="ru-RU" w:eastAsia="ru-RU"/>
+              </w:rPr>
+              <w:t>6. Структурная схема клиентской части</w:t>
+            </w:r>
+            <w:r>
+              <w:rPr>
+                <w:rFonts w:eastAsia="Times New Roman" w:cs="Times New Roman"/>
+                <w:color w:val="000000" w:themeColor="text1"/>
+                <w:szCs w:val="24"/>
+                <w:lang w:val="ru-RU" w:eastAsia="ru-RU"/>
+              </w:rPr>
+              <w:t>.</w:t>
+            </w:r>
+          </w:p>
+          <w:p>
+            <w:pPr>
+              <w:pStyle w:val="af2"/>
+              <w:spacing w:line="240" w:lineRule="auto"/>
+              <w:ind w:left="116"/>
+              <w:rPr>
+                <w:rFonts w:eastAsia="Times New Roman" w:cs="Times New Roman"/>
+                <w:color w:val="000000" w:themeColor="text1"/>
+                <w:szCs w:val="24"/>
+                <w:lang w:val="ru-RU" w:eastAsia="ru-RU"/>
+              </w:rPr>
+            </w:pPr>
+            <w:r>
+              <w:rPr>
+                <w:rFonts w:eastAsia="Times New Roman" w:cs="Times New Roman"/>
+                <w:color w:val="000000" w:themeColor="text1"/>
+                <w:szCs w:val="24"/>
+                <w:lang w:val="ru-RU" w:eastAsia="ru-RU"/>
+              </w:rPr>
+              <w:t>7. Структурная схема серверной части (маршруты, доступ, сервисы, данные).</w:t>
+            </w:r>
+          </w:p>
+          <w:p>
+            <w:pPr>
+              <w:pStyle w:val="af2"/>
+              <w:spacing w:line="240" w:lineRule="auto"/>
+              <w:ind w:left="116"/>
+              <w:rPr>
+                <w:rFonts w:eastAsia="Times New Roman" w:cs="Times New Roman"/>
+                <w:color w:val="000000" w:themeColor="text1"/>
+                <w:szCs w:val="24"/>
+                <w:lang w:val="ru-RU" w:eastAsia="ru-RU"/>
+              </w:rPr>
+            </w:pPr>
+            <w:r>
+              <w:rPr>
+                <w:rFonts w:eastAsia="Times New Roman" w:cs="Times New Roman"/>
+                <w:color w:val="000000" w:themeColor="text1"/>
+                <w:szCs w:val="24"/>
+                <w:lang w:val="ru-RU" w:eastAsia="ru-RU"/>
+              </w:rPr>
+              <w:t>8. Диаграмма последовательности прохождения адаптивного теста.</w:t>
+            </w:r>
+          </w:p>
+          <w:p>
+            <w:pPr>
+              <w:pStyle w:val="af2"/>
+              <w:spacing w:line="240" w:lineRule="auto"/>
+              <w:ind w:left="116"/>
+              <w:rPr>
+                <w:rFonts w:eastAsia="Times New Roman" w:cs="Times New Roman"/>
+                <w:color w:val="000000" w:themeColor="text1"/>
+                <w:szCs w:val="24"/>
+                <w:lang w:val="ru-RU" w:eastAsia="ru-RU"/>
+              </w:rPr>
+            </w:pPr>
+            <w:r>
+              <w:rPr>
+                <w:rFonts w:eastAsia="Times New Roman" w:cs="Times New Roman"/>
+                <w:color w:val="000000" w:themeColor="text1"/>
+                <w:szCs w:val="24"/>
+                <w:lang w:val="ru-RU" w:eastAsia="ru-RU"/>
+              </w:rPr>
+              <w:t>9. Схема алгоритма изменения сложности.</w:t>
+            </w:r>
+          </w:p>
+          <w:p>
+            <w:pPr>
+              <w:pStyle w:val="af2"/>
+              <w:spacing w:line="240" w:lineRule="auto"/>
+              <w:ind w:left="116"/>
+              <w:rPr>
+                <w:rFonts w:eastAsia="Times New Roman" w:cs="Times New Roman"/>
+                <w:color w:val="000000" w:themeColor="text1"/>
+                <w:szCs w:val="24"/>
+                <w:lang w:val="ru-RU" w:eastAsia="ru-RU"/>
+              </w:rPr>
+            </w:pPr>
+            <w:r>
+              <w:rPr>
+                <w:rFonts w:eastAsia="Times New Roman" w:cs="Times New Roman"/>
+                <w:color w:val="000000" w:themeColor="text1"/>
+                <w:szCs w:val="24"/>
+                <w:lang w:val="ru-RU" w:eastAsia="ru-RU"/>
+              </w:rPr>
+              <w:t xml:space="preserve">10. Схема развёртывания </w:t>
+            </w:r>
+            <w:r>
+              <w:rPr>
+                <w:rFonts w:eastAsia="Times New Roman" w:cs="Times New Roman"/>
+                <w:color w:val="000000" w:themeColor="text1"/>
+                <w:szCs w:val="24"/>
+                <w:lang w:eastAsia="ru-RU"/>
+              </w:rPr>
+              <w:t>Docker</w:t>
+            </w:r>
+            <w:r>
+              <w:rPr>
+                <w:rFonts w:eastAsia="Times New Roman" w:cs="Times New Roman"/>
+                <w:color w:val="000000" w:themeColor="text1"/>
+                <w:szCs w:val="24"/>
+                <w:lang w:val="ru-RU" w:eastAsia="ru-RU"/>
+              </w:rPr>
+              <w:t xml:space="preserve"> </w:t>
+            </w:r>
+            <w:r>
+              <w:rPr>
+                <w:rFonts w:eastAsia="Times New Roman" w:cs="Times New Roman"/>
+                <w:color w:val="000000" w:themeColor="text1"/>
+                <w:szCs w:val="24"/>
+                <w:lang w:eastAsia="ru-RU"/>
+              </w:rPr>
+              <w:t>Compose</w:t>
+            </w:r>
+            <w:r>
+              <w:rPr>
+                <w:rFonts w:eastAsia="Times New Roman" w:cs="Times New Roman"/>
+                <w:color w:val="000000" w:themeColor="text1"/>
+                <w:szCs w:val="24"/>
+                <w:lang w:val="ru-RU" w:eastAsia="ru-RU"/>
+              </w:rPr>
+              <w:t xml:space="preserve">. </w:t>
+            </w:r>
+            <w:r>
+              <w:rPr>
+                <w:rFonts w:eastAsia="Times New Roman" w:cs="Times New Roman"/>
+                <w:color w:val="000000" w:themeColor="text1"/>
+                <w:szCs w:val="24"/>
+                <w:lang w:eastAsia="ru-RU"/>
+              </w:rPr>
+              <w:t> </w:t>
+            </w:r>
+          </w:p>
+          <w:p>
+            <w:pPr>
+              <w:pStyle w:val="af2"/>
+              <w:spacing w:line="240" w:lineRule="auto"/>
+              <w:ind w:left="116"/>
+              <w:rPr>
+                <w:rFonts w:eastAsia="Times New Roman" w:cs="Times New Roman"/>
+                <w:color w:val="000000" w:themeColor="text1"/>
+                <w:szCs w:val="24"/>
+                <w:lang w:val="ru-RU" w:eastAsia="ru-RU"/>
+              </w:rPr>
+            </w:pPr>
+            <w:r>
+              <w:rPr>
+                <w:rFonts w:eastAsia="Times New Roman" w:cs="Times New Roman"/>
+                <w:color w:val="000000" w:themeColor="text1"/>
+                <w:szCs w:val="24"/>
+                <w:lang w:val="ru-RU" w:eastAsia="ru-RU"/>
+              </w:rPr>
+              <w:t xml:space="preserve">11. </w:t>
+            </w:r>
+            <w:r>
+              <w:rPr>
+                <w:rFonts w:eastAsia="Times New Roman" w:cs="Times New Roman"/>
+                <w:color w:val="000000" w:themeColor="text1"/>
+                <w:szCs w:val="24"/>
+                <w:lang w:val="ru-RU" w:eastAsia="ru-RU"/>
+              </w:rPr>
+              <w:t>Скриншоты экранов веб-панели и мобильного приложения – 20 шт.</w:t>
+            </w:r>
+          </w:p>
+          <w:p>
+            <w:pPr>
+              <w:pStyle w:val="af2"/>
+              <w:spacing w:line="240" w:lineRule="auto"/>
+              <w:ind w:left="116"/>
+              <w:rPr>
+                <w:rFonts w:eastAsia="Times New Roman" w:cs="Times New Roman"/>
+                <w:color w:val="000000" w:themeColor="text1"/>
+                <w:szCs w:val="24"/>
+                <w:lang w:eastAsia="ru-RU"/>
+              </w:rPr>
+            </w:pPr>
+            <w:r>
+              <w:rPr>
+                <w:rFonts w:eastAsia="Times New Roman" w:cs="Times New Roman"/>
+                <w:color w:val="000000" w:themeColor="text1"/>
+                <w:szCs w:val="24"/>
+                <w:lang w:val="ru-RU" w:eastAsia="ru-RU"/>
+              </w:rPr>
+              <w:t xml:space="preserve">12. </w:t>
+            </w:r>
+            <w:r>
+              <w:rPr>
+                <w:rFonts w:eastAsia="Times New Roman" w:cs="Times New Roman"/>
+                <w:color w:val="000000" w:themeColor="text1"/>
+                <w:szCs w:val="24"/>
+                <w:lang w:val="ru-RU" w:eastAsia="ru-RU"/>
+              </w:rPr>
+              <w:t>Диаграмма</w:t>
+            </w:r>
+            <w:r>
+              <w:rPr>
+                <w:rFonts w:eastAsia="Times New Roman" w:cs="Times New Roman"/>
+                <w:color w:val="000000" w:themeColor="text1"/>
+                <w:szCs w:val="24"/>
+                <w:lang w:val="ru-RU" w:eastAsia="ru-RU"/>
+              </w:rPr>
+              <w:t xml:space="preserve"> </w:t>
+            </w:r>
+            <w:r>
+              <w:rPr>
+                <w:rFonts w:eastAsia="Times New Roman" w:cs="Times New Roman"/>
+                <w:color w:val="000000" w:themeColor="text1"/>
+                <w:szCs w:val="24"/>
+                <w:lang w:eastAsia="ru-RU"/>
+              </w:rPr>
+              <w:t>BPMN</w:t>
+            </w:r>
+            <w:r>
+              <w:rPr>
+                <w:rFonts w:eastAsia="Times New Roman" w:cs="Times New Roman"/>
+                <w:color w:val="000000" w:themeColor="text1"/>
+                <w:szCs w:val="24"/>
+                <w:lang w:val="ru-RU" w:eastAsia="ru-RU"/>
+              </w:rPr>
+              <w:t xml:space="preserve"> «</w:t>
+            </w:r>
+            <w:r>
+              <w:rPr>
+                <w:rFonts w:eastAsia="Times New Roman" w:cs="Times New Roman"/>
+                <w:color w:val="000000" w:themeColor="text1"/>
+                <w:szCs w:val="24"/>
+                <w:lang w:eastAsia="ru-RU"/>
+              </w:rPr>
+              <w:t>AS-IS</w:t>
+            </w:r>
+            <w:r>
+              <w:rPr>
+                <w:rFonts w:eastAsia="Times New Roman" w:cs="Times New Roman"/>
+                <w:color w:val="000000" w:themeColor="text1"/>
+                <w:szCs w:val="24"/>
+                <w:lang w:val="ru-RU" w:eastAsia="ru-RU"/>
+              </w:rPr>
+              <w:t>»</w:t>
             </w:r>
           </w:p>
         </w:tc>
@@ -3923,6 +4513,7 @@
               <w:bottom w:val="single" w:sz="4" w:space="0" w:color="000000"/>
               <w:right w:val="single" w:sz="4" w:space="0" w:color="000000"/>
             </w:tcBorders>
+            <w:shd w:val="clear" w:color="auto" w:fill="000000" w:themeFill="text1"/>
             <w:vAlign w:val="bottom"/>
           </w:tcPr>
           <w:p>
@@ -4459,7 +5050,25 @@
                 <w:sz w:val="24"/>
                 <w:szCs w:val="24"/>
               </w:rPr>
-              <w:t>Выбор технологий и постановка задачи</w:t>
+              <w:t>Выбор технологий</w:t>
+            </w:r>
+            <w:r>
+              <w:rPr>
+                <w:rFonts w:cs="Times New Roman"/>
+                <w:color w:val="000000"/>
+                <w:sz w:val="24"/>
+                <w:szCs w:val="24"/>
+              </w:rPr>
+              <w:br/>
+            </w:r>
+            <w:r>
+              <w:rPr>
+                <w:rFonts w:cs="Times New Roman"/>
+                <w:color w:val="000000"/>
+                <w:sz w:val="24"/>
+                <w:szCs w:val="24"/>
+              </w:rPr>
+              <w:t>и постановка задачи</w:t>
             </w:r>
             <w:r>
               <w:rPr>
@@ -5171,6 +5780,7 @@
               <w:bottom w:val="single" w:sz="4" w:space="0" w:color="000000"/>
               <w:right w:val="single" w:sz="4" w:space="0" w:color="000000"/>
             </w:tcBorders>
+            <w:shd w:val="clear" w:color="auto" w:fill="000000" w:themeFill="text1"/>
             <w:vAlign w:val="bottom"/>
           </w:tcPr>
           <w:p>
@@ -5242,6 +5852,7 @@
               <w:bottom w:val="single" w:sz="4" w:space="0" w:color="000000"/>
               <w:right w:val="single" w:sz="4" w:space="0" w:color="000000"/>
             </w:tcBorders>
+            <w:shd w:val="clear" w:color="auto" w:fill="000000" w:themeFill="text1"/>
             <w:vAlign w:val="bottom"/>
           </w:tcPr>
           <w:p>
@@ -5676,6 +6287,7 @@
               <w:bottom w:val="single" w:sz="4" w:space="0" w:color="000000"/>
               <w:right w:val="single" w:sz="4" w:space="0" w:color="000000"/>
             </w:tcBorders>
+            <w:shd w:val="clear" w:color="auto" w:fill="000000" w:themeFill="text1"/>
             <w:vAlign w:val="bottom"/>
           </w:tcPr>
           <w:p>
@@ -6215,6 +6827,7 @@
               <w:bottom w:val="single" w:sz="4" w:space="0" w:color="000000"/>
               <w:right w:val="single" w:sz="4" w:space="0" w:color="000000"/>
             </w:tcBorders>
+            <w:shd w:val="clear" w:color="auto" w:fill="000000" w:themeFill="text1"/>
             <w:vAlign w:val="bottom"/>
           </w:tcPr>
           <w:p>
@@ -6247,6 +6860,7 @@
               <w:bottom w:val="single" w:sz="4" w:space="0" w:color="000000"/>
               <w:right w:val="single" w:sz="4" w:space="0" w:color="000000"/>
             </w:tcBorders>
+            <w:shd w:val="clear" w:color="auto" w:fill="000000" w:themeFill="text1"/>
             <w:vAlign w:val="bottom"/>
           </w:tcPr>
           <w:p>
@@ -6402,6 +7016,7 @@
               <w:bottom w:val="single" w:sz="4" w:space="0" w:color="000000"/>
               <w:right w:val="single" w:sz="4" w:space="0" w:color="000000"/>
             </w:tcBorders>
+            <w:shd w:val="clear" w:color="auto" w:fill="000000" w:themeFill="text1"/>
             <w:vAlign w:val="bottom"/>
           </w:tcPr>
           <w:p>
@@ -6616,7 +7231,7 @@
                 <w:sz w:val="24"/>
                 <w:szCs w:val="24"/>
               </w:rPr>
-              <w:t>Разработка мобильного приложения</w:t>
+              <w:t>Разработка веб‑панели администратора</w:t>
             </w:r>
             <w:r>
               <w:rPr>
@@ -6925,6 +7540,7 @@
               <w:bottom w:val="single" w:sz="4" w:space="0" w:color="000000"/>
               <w:right w:val="single" w:sz="4" w:space="0" w:color="000000"/>
             </w:tcBorders>
+            <w:shd w:val="clear" w:color="auto" w:fill="000000" w:themeFill="text1"/>
             <w:vAlign w:val="bottom"/>
           </w:tcPr>
           <w:p>
@@ -6957,6 +7573,7 @@
               <w:bottom w:val="single" w:sz="4" w:space="0" w:color="000000"/>
               <w:right w:val="single" w:sz="4" w:space="0" w:color="000000"/>
             </w:tcBorders>
+            <w:shd w:val="clear" w:color="auto" w:fill="000000" w:themeFill="text1"/>
             <w:vAlign w:val="bottom"/>
           </w:tcPr>
           <w:p>
@@ -6989,6 +7606,7 @@
               <w:bottom w:val="single" w:sz="4" w:space="0" w:color="000000"/>
               <w:right w:val="single" w:sz="4" w:space="0" w:color="000000"/>
             </w:tcBorders>
+            <w:shd w:val="clear" w:color="auto" w:fill="000000" w:themeFill="text1"/>
             <w:vAlign w:val="bottom"/>
           </w:tcPr>
           <w:p>
@@ -7237,7 +7855,15 @@
                 <w:sz w:val="24"/>
                 <w:szCs w:val="24"/>
               </w:rPr>
-              <w:t>Разработка веб‑панели администратора</w:t>
+              <w:t xml:space="preserve">Разработка </w:t>
+            </w:r>
+            <w:r>
+              <w:rPr>
+                <w:rFonts w:cs="Times New Roman"/>
+                <w:sz w:val="24"/>
+                <w:szCs w:val="24"/>
+              </w:rPr>
+              <w:t>мобильного приложения</w:t>
             </w:r>
             <w:r>
               <w:rPr>
@@ -7610,6 +8236,7 @@
               <w:bottom w:val="single" w:sz="4" w:space="0" w:color="000000"/>
               <w:right w:val="single" w:sz="4" w:space="0" w:color="000000"/>
             </w:tcBorders>
+            <w:shd w:val="clear" w:color="auto" w:fill="000000" w:themeFill="text1"/>
             <w:vAlign w:val="bottom"/>
           </w:tcPr>
           <w:p>
@@ -7642,6 +8269,7 @@
               <w:bottom w:val="single" w:sz="4" w:space="0" w:color="000000"/>
               <w:right w:val="single" w:sz="4" w:space="0" w:color="000000"/>
             </w:tcBorders>
+            <w:shd w:val="clear" w:color="auto" w:fill="000000" w:themeFill="text1"/>
             <w:vAlign w:val="bottom"/>
           </w:tcPr>
           <w:p>
@@ -7674,6 +8302,7 @@
               <w:bottom w:val="single" w:sz="4" w:space="0" w:color="000000"/>
               <w:right w:val="single" w:sz="4" w:space="0" w:color="000000"/>
             </w:tcBorders>
+            <w:shd w:val="clear" w:color="auto" w:fill="000000" w:themeFill="text1"/>
             <w:vAlign w:val="bottom"/>
           </w:tcPr>
           <w:p>
@@ -8327,6 +8956,7 @@
               <w:bottom w:val="single" w:sz="4" w:space="0" w:color="auto"/>
               <w:right w:val="single" w:sz="4" w:space="0" w:color="000000"/>
             </w:tcBorders>
+            <w:shd w:val="clear" w:color="auto" w:fill="000000" w:themeFill="text1"/>
             <w:vAlign w:val="bottom"/>
           </w:tcPr>
           <w:p>
@@ -8359,6 +8989,7 @@
               <w:bottom w:val="single" w:sz="4" w:space="0" w:color="auto"/>
               <w:right w:val="single" w:sz="4" w:space="0" w:color="000000"/>
             </w:tcBorders>
+            <w:shd w:val="clear" w:color="auto" w:fill="000000" w:themeFill="text1"/>
             <w:vAlign w:val="bottom"/>
           </w:tcPr>
           <w:p>
@@ -8757,7 +9388,7 @@
           <w:szCs w:val="28"/>
           <w:u w:val="single"/>
         </w:rPr>
-        <w:t xml:space="preserve">      </w:t>
+        <w:t xml:space="preserve">  </w:t>
       </w:r>
       <w:r>
         <w:rPr>
@@ -8800,7 +9431,39 @@
           <w:u w:val="single"/>
           <w:lang w:eastAsia="ru-RU"/>
         </w:rPr>
-        <w:t>.н</w:t>
+        <w:t>.</w:t>
+      </w:r>
+      <w:r>
+        <w:rPr>
+          <w:rFonts w:eastAsia="Times New Roman" w:cs="Times New Roman"/>
+          <w:color w:val="000000"/>
+          <w:szCs w:val="28"/>
+          <w:u w:val="single"/>
+          <w:lang w:eastAsia="ru-RU"/>
+        </w:rPr>
+        <w:t>т</w:t>
+      </w:r>
+      <w:proofErr w:type="spellEnd"/>
+      <w:r>
+        <w:rPr>
+          <w:rFonts w:eastAsia="Times New Roman" w:cs="Times New Roman"/>
+          <w:color w:val="000000"/>
+          <w:szCs w:val="28"/>
+          <w:u w:val="single"/>
+          <w:lang w:eastAsia="ru-RU"/>
+        </w:rPr>
+        <w:t xml:space="preserve">. </w:t>
+      </w:r>
+      <w:proofErr w:type="spellStart"/>
+      <w:r>
+        <w:rPr>
+          <w:rFonts w:eastAsia="Times New Roman" w:cs="Times New Roman"/>
+          <w:color w:val="000000"/>
+          <w:szCs w:val="28"/>
+          <w:u w:val="single"/>
+          <w:lang w:eastAsia="ru-RU"/>
+        </w:rPr>
+        <w:t>н</w:t>
       </w:r>
       <w:proofErr w:type="spellEnd"/>
       <w:r>
@@ -8849,7 +9512,21 @@
           <w:sz w:val="24"/>
           <w:szCs w:val="24"/>
         </w:rPr>
-        <w:t xml:space="preserve">    </w:t>
+        <w:t xml:space="preserve"> </w:t>
+      </w:r>
+      <w:r>
+        <w:rPr>
+          <w:sz w:val="24"/>
+          <w:szCs w:val="24"/>
+        </w:rPr>
+        <w:t xml:space="preserve">  </w:t>
+      </w:r>
+      <w:r>
+        <w:rPr>
+          <w:sz w:val="24"/>
+          <w:szCs w:val="24"/>
+        </w:rPr>
+        <w:t xml:space="preserve">   </w:t>
       </w:r>
       <w:r>
         <w:rPr>
@@ -9087,7 +9764,7 @@
         <w:rPr>
           <w:szCs w:val="28"/>
         </w:rPr>
-        <w:tab/>
+        <w:t xml:space="preserve">       </w:t>
       </w:r>
       <w:r>
         <w:rPr>
@@ -9119,6 +9796,13 @@
           <w:szCs w:val="24"/>
         </w:rPr>
         <w:tab/>
+      </w:r>
+      <w:r>
+        <w:rPr>
+          <w:sz w:val="24"/>
+          <w:szCs w:val="24"/>
+        </w:rPr>
+        <w:t xml:space="preserve">           </w:t>
       </w:r>
       <w:r>
         <w:rPr>
@@ -9483,6 +10167,99 @@
     </w:lvl>
   </w:abstractNum>
   <w:abstractNum w:abstractNumId="3" w15:restartNumberingAfterBreak="0">
+    <w:nsid w:val="184D6C55"/>
+    <w:multiLevelType w:val="hybridMultilevel"/>
+    <w:tmpl w:val="9FA86962"/>
+    <w:lvl w:ilvl="0" w:tplc="FFFFFFFF">
+      <w:start w:val="1"/>
+      <w:numFmt w:val="decimal"/>
+      <w:lvlText w:val="%1."/>
+      <w:lvlJc w:val="left"/>
+      <w:pPr>
+        <w:tabs>
+          <w:tab w:val="num" w:pos="397"/>
+        </w:tabs>
+        <w:ind w:left="113" w:firstLine="3"/>
+      </w:pPr>
+      <w:rPr>
+        <w:rFonts w:eastAsia="Times New Roman" w:cs="Times New Roman" w:hint="default"/>
+        <w:color w:val="000000"/>
+      </w:rPr>
+    </w:lvl>
+    <w:lvl w:ilvl="1" w:tplc="FFFFFFFF" w:tentative="1">
+      <w:start w:val="1"/>
+      <w:numFmt w:val="lowerLetter"/>
+      <w:lvlText w:val="%2."/>
+      <w:lvlJc w:val="left"/>
+      <w:pPr>
+        <w:ind w:left="1196" w:hanging="360"/>
+      </w:pPr>
+    </w:lvl>
+    <w:lvl w:ilvl="2" w:tplc="FFFFFFFF" w:tentative="1">
+      <w:start w:val="1"/>
+      <w:numFmt w:val="lowerRoman"/>
+      <w:lvlText w:val="%3."/>
+      <w:lvlJc w:val="right"/>
+      <w:pPr>
+        <w:ind w:left="1916" w:hanging="180"/>
+      </w:pPr>
+    </w:lvl>
+    <w:lvl w:ilvl="3" w:tplc="FFFFFFFF" w:tentative="1">
+      <w:start w:val="1"/>
+      <w:numFmt w:val="decimal"/>
+      <w:lvlText w:val="%4."/>
+      <w:lvlJc w:val="left"/>
+      <w:pPr>
+        <w:ind w:left="2636" w:hanging="360"/>
+      </w:pPr>
+    </w:lvl>
+    <w:lvl w:ilvl="4" w:tplc="FFFFFFFF" w:tentative="1">
+      <w:start w:val="1"/>
+      <w:numFmt w:val="lowerLetter"/>
+      <w:lvlText w:val="%5."/>
+      <w:lvlJc w:val="left"/>
+      <w:pPr>
+        <w:ind w:left="3356" w:hanging="360"/>
+      </w:pPr>
+    </w:lvl>
+    <w:lvl w:ilvl="5" w:tplc="FFFFFFFF" w:tentative="1">
+      <w:start w:val="1"/>
+      <w:numFmt w:val="lowerRoman"/>
+      <w:lvlText w:val="%6."/>
+      <w:lvlJc w:val="right"/>
+      <w:pPr>
+        <w:ind w:left="4076" w:hanging="180"/>
+      </w:pPr>
+    </w:lvl>
+    <w:lvl w:ilvl="6" w:tplc="FFFFFFFF" w:tentative="1">
+      <w:start w:val="1"/>
+      <w:numFmt w:val="decimal"/>
+      <w:lvlText w:val="%7."/>
+      <w:lvlJc w:val="left"/>
+      <w:pPr>
+        <w:ind w:left="4796" w:hanging="360"/>
+      </w:pPr>
+    </w:lvl>
+    <w:lvl w:ilvl="7" w:tplc="FFFFFFFF" w:tentative="1">
+      <w:start w:val="1"/>
+      <w:numFmt w:val="lowerLetter"/>
+      <w:lvlText w:val="%8."/>
+      <w:lvlJc w:val="left"/>
+      <w:pPr>
+        <w:ind w:left="5516" w:hanging="360"/>
+      </w:pPr>
+    </w:lvl>
+    <w:lvl w:ilvl="8" w:tplc="FFFFFFFF" w:tentative="1">
+      <w:start w:val="1"/>
+      <w:numFmt w:val="lowerRoman"/>
+      <w:lvlText w:val="%9."/>
+      <w:lvlJc w:val="right"/>
+      <w:pPr>
+        <w:ind w:left="6236" w:hanging="180"/>
+      </w:pPr>
+    </w:lvl>
+  </w:abstractNum>
+  <w:abstractNum w:abstractNumId="4" w15:restartNumberingAfterBreak="0">
     <w:nsid w:val="212D7AF6"/>
     <w:multiLevelType w:val="hybridMultilevel"/>
     <w:tmpl w:val="F24A97E4"/>
@@ -9575,7 +10352,7 @@
       </w:pPr>
     </w:lvl>
   </w:abstractNum>
-  <w:abstractNum w:abstractNumId="4" w15:restartNumberingAfterBreak="0">
+  <w:abstractNum w:abstractNumId="5" w15:restartNumberingAfterBreak="0">
     <w:nsid w:val="25B9724B"/>
     <w:multiLevelType w:val="hybridMultilevel"/>
     <w:tmpl w:val="E7AEB49A"/>
@@ -9668,7 +10445,7 @@
       </w:pPr>
     </w:lvl>
   </w:abstractNum>
-  <w:abstractNum w:abstractNumId="5" w15:restartNumberingAfterBreak="0">
+  <w:abstractNum w:abstractNumId="6" w15:restartNumberingAfterBreak="0">
     <w:nsid w:val="28F90CE6"/>
     <w:multiLevelType w:val="hybridMultilevel"/>
     <w:tmpl w:val="A1608C34"/>
@@ -9761,7 +10538,7 @@
       </w:pPr>
     </w:lvl>
   </w:abstractNum>
-  <w:abstractNum w:abstractNumId="6" w15:restartNumberingAfterBreak="0">
+  <w:abstractNum w:abstractNumId="7" w15:restartNumberingAfterBreak="0">
     <w:nsid w:val="377B3514"/>
     <w:multiLevelType w:val="hybridMultilevel"/>
     <w:tmpl w:val="9FA86962"/>
@@ -9854,7 +10631,7 @@
       </w:pPr>
     </w:lvl>
   </w:abstractNum>
-  <w:abstractNum w:abstractNumId="7" w15:restartNumberingAfterBreak="0">
+  <w:abstractNum w:abstractNumId="8" w15:restartNumberingAfterBreak="0">
     <w:nsid w:val="3AA33257"/>
     <w:multiLevelType w:val="multilevel"/>
     <w:tmpl w:val="DB0274DA"/>
@@ -9967,7 +10744,7 @@
       </w:pPr>
     </w:lvl>
   </w:abstractNum>
-  <w:abstractNum w:abstractNumId="8" w15:restartNumberingAfterBreak="0">
+  <w:abstractNum w:abstractNumId="9" w15:restartNumberingAfterBreak="0">
     <w:nsid w:val="3CC1664E"/>
     <w:multiLevelType w:val="hybridMultilevel"/>
     <w:tmpl w:val="B874C27C"/>
@@ -10054,7 +10831,7 @@
       </w:pPr>
     </w:lvl>
   </w:abstractNum>
-  <w:abstractNum w:abstractNumId="9" w15:restartNumberingAfterBreak="0">
+  <w:abstractNum w:abstractNumId="10" w15:restartNumberingAfterBreak="0">
     <w:nsid w:val="50B451C7"/>
     <w:multiLevelType w:val="hybridMultilevel"/>
     <w:tmpl w:val="1BD65A7A"/>
@@ -10143,7 +10920,7 @@
       </w:pPr>
     </w:lvl>
   </w:abstractNum>
-  <w:abstractNum w:abstractNumId="10" w15:restartNumberingAfterBreak="0">
+  <w:abstractNum w:abstractNumId="11" w15:restartNumberingAfterBreak="0">
     <w:nsid w:val="54242D89"/>
     <w:multiLevelType w:val="multilevel"/>
     <w:tmpl w:val="26EA2880"/>
@@ -10264,7 +11041,7 @@
       </w:rPr>
     </w:lvl>
   </w:abstractNum>
-  <w:abstractNum w:abstractNumId="11" w15:restartNumberingAfterBreak="0">
+  <w:abstractNum w:abstractNumId="12" w15:restartNumberingAfterBreak="0">
     <w:nsid w:val="55973DA3"/>
     <w:multiLevelType w:val="hybridMultilevel"/>
     <w:tmpl w:val="989C0936"/>
@@ -10351,7 +11128,7 @@
       </w:pPr>
     </w:lvl>
   </w:abstractNum>
-  <w:abstractNum w:abstractNumId="12" w15:restartNumberingAfterBreak="0">
+  <w:abstractNum w:abstractNumId="13" w15:restartNumberingAfterBreak="0">
     <w:nsid w:val="61007B40"/>
     <w:multiLevelType w:val="hybridMultilevel"/>
     <w:tmpl w:val="A1608C34"/>
@@ -10444,7 +11221,7 @@
       </w:pPr>
     </w:lvl>
   </w:abstractNum>
-  <w:abstractNum w:abstractNumId="13" w15:restartNumberingAfterBreak="0">
+  <w:abstractNum w:abstractNumId="14" w15:restartNumberingAfterBreak="0">
     <w:nsid w:val="6A4E06DA"/>
     <w:multiLevelType w:val="multilevel"/>
     <w:tmpl w:val="F5E886EC"/>
@@ -10557,7 +11334,7 @@
       </w:pPr>
     </w:lvl>
   </w:abstractNum>
-  <w:abstractNum w:abstractNumId="14" w15:restartNumberingAfterBreak="0">
+  <w:abstractNum w:abstractNumId="15" w15:restartNumberingAfterBreak="0">
     <w:nsid w:val="6AB32B99"/>
     <w:multiLevelType w:val="hybridMultilevel"/>
     <w:tmpl w:val="3CE699D6"/>
@@ -10646,7 +11423,7 @@
       </w:pPr>
     </w:lvl>
   </w:abstractNum>
-  <w:abstractNum w:abstractNumId="15" w15:restartNumberingAfterBreak="0">
+  <w:abstractNum w:abstractNumId="16" w15:restartNumberingAfterBreak="0">
     <w:nsid w:val="72796183"/>
     <w:multiLevelType w:val="hybridMultilevel"/>
     <w:tmpl w:val="9FA86962"/>
@@ -10739,7 +11516,7 @@
       </w:pPr>
     </w:lvl>
   </w:abstractNum>
-  <w:abstractNum w:abstractNumId="16" w15:restartNumberingAfterBreak="0">
+  <w:abstractNum w:abstractNumId="17" w15:restartNumberingAfterBreak="0">
     <w:nsid w:val="7E1D652D"/>
     <w:multiLevelType w:val="multilevel"/>
     <w:tmpl w:val="DB10A0EE"/>
@@ -10855,37 +11632,37 @@
     </w:lvl>
   </w:abstractNum>
   <w:num w:numId="1" w16cid:durableId="1253514109">
-    <w:abstractNumId w:val="8"/>
+    <w:abstractNumId w:val="9"/>
   </w:num>
   <w:num w:numId="2" w16cid:durableId="2143841684">
+    <w:abstractNumId w:val="12"/>
+  </w:num>
+  <w:num w:numId="3" w16cid:durableId="1075055347">
+    <w:abstractNumId w:val="7"/>
+  </w:num>
+  <w:num w:numId="4" w16cid:durableId="1264537948">
+    <w:abstractNumId w:val="15"/>
+  </w:num>
+  <w:num w:numId="5" w16cid:durableId="386534682">
     <w:abstractNumId w:val="11"/>
   </w:num>
-  <w:num w:numId="3" w16cid:durableId="1075055347">
-    <w:abstractNumId w:val="6"/>
-  </w:num>
-  <w:num w:numId="4" w16cid:durableId="1264537948">
-    <w:abstractNumId w:val="14"/>
-  </w:num>
-  <w:num w:numId="5" w16cid:durableId="386534682">
+  <w:num w:numId="6" w16cid:durableId="1911500223">
     <w:abstractNumId w:val="10"/>
   </w:num>
-  <w:num w:numId="6" w16cid:durableId="1911500223">
-    <w:abstractNumId w:val="9"/>
-  </w:num>
   <w:num w:numId="7" w16cid:durableId="412897790">
-    <w:abstractNumId w:val="16"/>
+    <w:abstractNumId w:val="17"/>
   </w:num>
   <w:num w:numId="8" w16cid:durableId="575091131">
-    <w:abstractNumId w:val="13"/>
+    <w:abstractNumId w:val="14"/>
   </w:num>
   <w:num w:numId="9" w16cid:durableId="1270426754">
     <w:abstractNumId w:val="0"/>
   </w:num>
   <w:num w:numId="10" w16cid:durableId="175652287">
-    <w:abstractNumId w:val="12"/>
+    <w:abstractNumId w:val="13"/>
   </w:num>
   <w:num w:numId="11" w16cid:durableId="961418674">
-    <w:abstractNumId w:val="3"/>
+    <w:abstractNumId w:val="4"/>
   </w:num>
   <w:num w:numId="12" w16cid:durableId="390735961">
     <w:abstractNumId w:val="2"/>
@@ -10894,16 +11671,19 @@
     <w:abstractNumId w:val="1"/>
   </w:num>
   <w:num w:numId="14" w16cid:durableId="1886134116">
-    <w:abstractNumId w:val="4"/>
+    <w:abstractNumId w:val="5"/>
   </w:num>
   <w:num w:numId="15" w16cid:durableId="812797228">
-    <w:abstractNumId w:val="15"/>
+    <w:abstractNumId w:val="16"/>
   </w:num>
   <w:num w:numId="16" w16cid:durableId="1977686386">
-    <w:abstractNumId w:val="5"/>
+    <w:abstractNumId w:val="6"/>
   </w:num>
   <w:num w:numId="17" w16cid:durableId="495072247">
-    <w:abstractNumId w:val="7"/>
+    <w:abstractNumId w:val="8"/>
+  </w:num>
+  <w:num w:numId="18" w16cid:durableId="1301424291">
+    <w:abstractNumId w:val="3"/>
   </w:num>
   <w:numIdMacAtCleanup w:val="7"/>
 </w:numbering>
@@ -11388,7 +12168,6 @@
   <w:style w:type="character" w:default="1" w:styleId="a2">
     <w:name w:val="Default Paragraph Font"/>
     <w:uiPriority w:val="1"/>
-    <w:semiHidden/>
     <w:unhideWhenUsed/>
   </w:style>
   <w:style w:type="table" w:default="1" w:styleId="a3">
